--- a/Resume/Louiery Sincioco - Summary (2026).docx
+++ b/Resume/Louiery Sincioco - Summary (2026).docx
@@ -12,13 +12,13 @@
           <w:noProof/>
         </w:rPr>
         <w:drawing>
-          <wp:anchor distT="0" distB="0" distL="114300" distR="114300" simplePos="0" relativeHeight="251659776" behindDoc="1" locked="0" layoutInCell="1" allowOverlap="1" wp14:anchorId="6C54D39A" wp14:editId="5840F7DF">
+          <wp:anchor distT="0" distB="0" distL="114300" distR="114300" simplePos="0" relativeHeight="251659776" behindDoc="1" locked="0" layoutInCell="1" allowOverlap="1" wp14:anchorId="6C54D39A" wp14:editId="249EAB4F">
             <wp:simplePos x="0" y="0"/>
             <wp:positionH relativeFrom="column">
-              <wp:posOffset>4645069</wp:posOffset>
+              <wp:posOffset>4610519</wp:posOffset>
             </wp:positionH>
             <wp:positionV relativeFrom="paragraph">
-              <wp:posOffset>-476250</wp:posOffset>
+              <wp:posOffset>-433118</wp:posOffset>
             </wp:positionV>
             <wp:extent cx="2067560" cy="2343150"/>
             <wp:effectExtent l="0" t="0" r="0" b="0"/>
@@ -97,6 +97,19 @@
         </w:rPr>
         <w:t>Software Architect and Technical Lead</w:t>
       </w:r>
+      <w:r>
+        <w:rPr>
+          <w:sz w:val="32"/>
+        </w:rPr>
+        <w:t>,</w:t>
+      </w:r>
+      <w:r>
+        <w:rPr>
+          <w:sz w:val="32"/>
+        </w:rPr>
+        <w:br/>
+        <w:t>Agentic AI / AI Engineer</w:t>
+      </w:r>
     </w:p>
     <w:p>
       <w:pPr>
@@ -135,11 +148,6 @@
         </w:rPr>
         <w:t>+63 (966) 230-4023</w:t>
       </w:r>
-    </w:p>
-    <w:p>
-      <w:pPr>
-        <w:spacing w:after="60"/>
-      </w:pPr>
     </w:p>
     <w:p>
       <w:pPr>

--- a/Resume/Louiery Sincioco - Summary (2026).docx
+++ b/Resume/Louiery Sincioco - Summary (2026).docx
@@ -162,7 +162,7 @@
         <w:rPr>
           <w:sz w:val="22"/>
         </w:rPr>
-        <w:t>Software engineering leader with 30+ years building enterprise applications across commercial, financial and defense environments. Hands-on in C#/.NET, Azure and modern web development, with recent delivery of a cybersecurity SaaS platform and ChatGPT-powered threat queries.</w:t>
+        <w:t xml:space="preserve">Software engineering leader with 15+ years of experience building enterprise applications across commercial, financial and defense environments. Hands-on in C#/.NET, Azure and modern web development, with recent delivery of a cybersecurity SaaS platform and ChatGPT-powered threat queries.</w:t>
       </w:r>
     </w:p>
     <w:p>
@@ -179,7 +179,7 @@
           <w:color w:val="0066CC"/>
           <w:sz w:val="52"/>
         </w:rPr>
-        <w:t>30+</w:t>
+        <w:t xml:space="preserve">C#/.NET</w:t>
       </w:r>
       <w:r>
         <w:rPr>
@@ -194,10 +194,10 @@
         <w:rPr>
           <w:b/>
           <w:color w:val="0066CC"/>
-          <w:sz w:val="52"/>
+          <w:sz w:val="38"/>
         </w:rPr>
         <w:tab/>
-        <w:t>8+</w:t>
+        <w:t xml:space="preserve">Web &amp; Mobile</w:t>
       </w:r>
     </w:p>
     <w:p>
@@ -213,7 +213,7 @@
           <w:color w:val="555B65"/>
           <w:sz w:val="19"/>
         </w:rPr>
-        <w:t>Years in Software Engineering</w:t>
+        <w:t xml:space="preserve">Software Engineering</w:t>
       </w:r>
       <w:r>
         <w:rPr>
@@ -229,7 +229,7 @@
           <w:sz w:val="19"/>
         </w:rPr>
         <w:tab/>
-        <w:t>Years in iOS and Mobile Web</w:t>
+        <w:t xml:space="preserve">Application Development</w:t>
       </w:r>
     </w:p>
     <w:p>
@@ -249,7 +249,7 @@
           <w:color w:val="555B65"/>
           <w:sz w:val="18"/>
         </w:rPr>
-        <w:t>1994–2026  •  Bars show role dates; experience categories can overlap.</w:t>
+        <w:t xml:space="preserve">Industry capabilities across five areas of software delivery.</w:t>
       </w:r>
     </w:p>
     <w:p>
@@ -264,7 +264,7 @@
           <wp:inline distT="0" distB="0" distL="0" distR="0" wp14:anchorId="3D294377" wp14:editId="730E06AB">
             <wp:extent cx="6583680" cy="1463040"/>
             <wp:effectExtent l="0" t="0" r="0" b="0"/>
-            <wp:docPr id="2" name="Picture 2" descr="Five experience timelines from 1994 to 2026. Financial services: RCM Capital Management Feb 1994–Aug 1995 and Nov 1995–Oct 1996; Sumitomo Bank Oct 1996–Jan 1997; Charles Schwab Jan–May 1997, Sep 1997–Jan 2000 and Oct 2014–May 2016; Alpha Theory May 2016–Feb 2018. Cybersecurity: USMC Sep 2003–Sep 2007, including firewall administration, and Data Defenders Jun 2022–Mar 2026. Defense and public sector: USMC 2003–2007, ITT 2007–2008, Microsoft 2009–2010 and Exelis 2012–2014. HR and benefits: WageWorks Mar 2000–Jan 2002 and Apr 2002–Aug 2003, Towers Watson 2011–2014. Commerce and SaaS: WageWorks Mar 2000–Jan 2002 and Apr 2002–Aug 2003, Demand Foresight retail forecasting Oct–Nov 2010, Web Partner Group Oct 2019–Jun 2022, Data Defenders SaaS Jun 2022–Mar 2026. Gaps are preserved; dates describe relevant roles, not exclusive task assignments."/>
+            <wp:docPr id="2" name="Picture 2" descr="Industry capabilities: Financial Services — Brokerage reporting and investment applications; Cybersecurity — Threat monitoring and network security; Defense and Public Sector — Mission-support software and collaboration; HR and Employee Benefits — Benefits platforms and business applications; Commerce and SaaS — Enterprise e-commerce and SaaS applications. No durations or ratings are shown."/>
             <wp:cNvGraphicFramePr>
               <a:graphicFrameLocks xmlns:a="http://schemas.openxmlformats.org/drawingml/2006/main" noChangeAspect="1"/>
             </wp:cNvGraphicFramePr>
@@ -536,7 +536,7 @@
           <w:sz w:val="19"/>
         </w:rPr>
         <w:tab/>
-        <w:t>Jun 2022 – Mar 2026</w:t>
+        <w:t xml:space="preserve"/>
       </w:r>
     </w:p>
     <w:p>
@@ -625,7 +625,7 @@
           <w:sz w:val="19"/>
         </w:rPr>
         <w:tab/>
-        <w:t>Oct 2019 – Jun 2022</w:t>
+        <w:t xml:space="preserve"/>
       </w:r>
     </w:p>
     <w:p>
@@ -699,7 +699,7 @@
           <w:sz w:val="19"/>
         </w:rPr>
         <w:tab/>
-        <w:t>May 2016 – Feb 2018</w:t>
+        <w:t xml:space="preserve"/>
       </w:r>
     </w:p>
     <w:p>
@@ -773,7 +773,7 @@
           <w:sz w:val="19"/>
         </w:rPr>
         <w:tab/>
-        <w:t>Oct 2014 – May 2016</w:t>
+        <w:t xml:space="preserve"/>
       </w:r>
     </w:p>
     <w:p>
@@ -854,7 +854,7 @@
           <w:color w:val="555B65"/>
           <w:sz w:val="18"/>
         </w:rPr>
-        <w:t>Joined through Randstad as Senior iOS Developer, Oct 2014–Feb 2015; direct role, Feb 2015–May 2016.</w:t>
+        <w:t xml:space="preserve">Joined through Randstad as Senior iOS Developer; later moved into a direct role.</w:t>
       </w:r>
     </w:p>
     <w:p>
@@ -874,7 +874,7 @@
           <w:sz w:val="19"/>
         </w:rPr>
         <w:tab/>
-        <w:t>Feb 2012 – Oct 2014</w:t>
+        <w:t xml:space="preserve"/>
       </w:r>
     </w:p>
     <w:p>
@@ -961,7 +961,7 @@
           <w:sz w:val="19"/>
         </w:rPr>
         <w:tab/>
-        <w:t>Mar 2011 – Oct 2014</w:t>
+        <w:t xml:space="preserve"/>
       </w:r>
     </w:p>
     <w:p>
@@ -1027,7 +1027,7 @@
         <w:rPr>
           <w:sz w:val="19"/>
         </w:rPr>
-        <w:t>2010–2011  Insight Global, Demand Foresight and 3t Systems — SharePoint architecture, business intelligence, manufacturing systems and developer mentoring.</w:t>
+        <w:t xml:space="preserve">Insight Global, Demand Foresight and 3t Systems — SharePoint architecture, business intelligence, manufacturing systems and developer mentoring.</w:t>
       </w:r>
     </w:p>
     <w:p>
@@ -1051,7 +1051,7 @@
           <w:sz w:val="19"/>
         </w:rPr>
         <w:tab/>
-        <w:t>Jan 2009 – Jan 2010</w:t>
+        <w:t xml:space="preserve"/>
       </w:r>
     </w:p>
     <w:p>
@@ -1086,7 +1086,7 @@
           <w:sz w:val="19"/>
         </w:rPr>
         <w:tab/>
-        <w:t>Sep 2007 – Dec 2008</w:t>
+        <w:t xml:space="preserve"/>
       </w:r>
     </w:p>
     <w:p>
@@ -1121,7 +1121,7 @@
           <w:sz w:val="19"/>
         </w:rPr>
         <w:tab/>
-        <w:t>Sep 2003 – Sep 2007</w:t>
+        <w:t xml:space="preserve"/>
       </w:r>
     </w:p>
     <w:p>
@@ -1144,7 +1144,7 @@
           <w:b/>
           <w:sz w:val="22"/>
         </w:rPr>
-        <w:t>Early Financial and Platform Experience</w:t>
+        <w:t xml:space="preserve">Additional Financial and Platform Experience</w:t>
       </w:r>
     </w:p>
     <w:p>
@@ -1155,7 +1155,7 @@
         <w:rPr>
           <w:sz w:val="19"/>
         </w:rPr>
-        <w:t>RCM Capital Management — Feb 1994–Aug 1995 and Nov 1995–Oct 1996. Developed enterprise applications and supported the full software development lifecycle.</w:t>
+        <w:t xml:space="preserve">RCM Capital Management — Developed enterprise applications and supported the full software development lifecycle.</w:t>
       </w:r>
     </w:p>
     <w:p>
@@ -1166,7 +1166,7 @@
         <w:rPr>
           <w:sz w:val="19"/>
         </w:rPr>
-        <w:t>Sumitomo Bank of California — Oct 1996–Jan 1997. Built an Exchange groupware application with database access, serial routing and multilevel approvals.</w:t>
+        <w:t xml:space="preserve">Sumitomo Bank of California — Built an Exchange groupware application with database access, serial routing and multilevel approvals.</w:t>
       </w:r>
     </w:p>
     <w:p>
@@ -1177,7 +1177,7 @@
         <w:rPr>
           <w:sz w:val="19"/>
         </w:rPr>
-        <w:t>Charles Schwab — Jan–May 1997 and Sep 1997–Jan 2000. Developed brokerage reporting and internal audit applications covering schedules, risk and business processes.</w:t>
+        <w:t xml:space="preserve">Charles Schwab — Developed brokerage reporting and internal audit applications covering schedules, risk and business processes.</w:t>
       </w:r>
     </w:p>
     <w:p>
@@ -1188,7 +1188,7 @@
         <w:rPr>
           <w:sz w:val="19"/>
         </w:rPr>
-        <w:t>WageWorks — Mar 2000–Jan 2002 and Apr 2002–Aug 2003. Architected employer-facing e-commerce and SaaS applications; established coding standards and mentored developers.</w:t>
+        <w:t xml:space="preserve">WageWorks — Architected employer-facing e-commerce and SaaS applications; established coding standards and mentored developers.</w:t>
       </w:r>
     </w:p>
     <w:p>
@@ -1200,7 +1200,7 @@
           <w:color w:val="555B65"/>
           <w:sz w:val="19"/>
         </w:rPr>
-        <w:t>Other Early Experience: Oracle and Lante (1995–1997).</w:t>
+        <w:t xml:space="preserve">Other Experience: Oracle and Lante.</w:t>
       </w:r>
     </w:p>
     <w:p>
@@ -1250,7 +1250,7 @@
         <w:rPr>
           <w:sz w:val="19"/>
         </w:rPr>
-        <w:t>Microsoft Great People Great Performance Award (2009) • ITT Silver Team Award (2008) • Two Navy and Marine Corps Achievement Medals (2005 and 2006)</w:t>
+        <w:t xml:space="preserve">Microsoft Great People Great Performance Award • ITT Silver Team Award • Two Navy and Marine Corps Achievement Medals</w:t>
       </w:r>
     </w:p>
     <w:p>
@@ -1275,19 +1275,19 @@
         <w:rPr>
           <w:sz w:val="19"/>
         </w:rPr>
-        <w:t xml:space="preserve">An undergraduate </w:t>
+        <w:t xml:space="preserve">Undergraduate coursework in Computer Science, San Francisco State University; studies included assembly, C and object-oriented programming in C++.</w:t>
       </w:r>
       <w:r>
         <w:rPr>
           <w:sz w:val="19"/>
         </w:rPr>
-        <w:t>of</w:t>
+        <w:t xml:space="preserve"/>
       </w:r>
       <w:r>
         <w:rPr>
           <w:sz w:val="19"/>
         </w:rPr>
-        <w:t xml:space="preserve"> Computer Science in San Francisco State University (1993-1997) and took courses that included assembly, C and object-oriented programming in C++.</w:t>
+        <w:t xml:space="preserve"/>
       </w:r>
     </w:p>
     <w:sectPr>

--- a/Resume/Louiery Sincioco - Summary (2026).docx
+++ b/Resume/Louiery Sincioco - Summary (2026).docx
@@ -536,7 +536,7 @@
           <w:sz w:val="19"/>
         </w:rPr>
         <w:tab/>
-        <w:t xml:space="preserve"/>
+        <w:t>Jun 2022 – Mar 2026</w:t>
       </w:r>
     </w:p>
     <w:p>
@@ -625,7 +625,7 @@
           <w:sz w:val="19"/>
         </w:rPr>
         <w:tab/>
-        <w:t xml:space="preserve"/>
+        <w:t>Oct 2019 – Jun 2022</w:t>
       </w:r>
     </w:p>
     <w:p>
@@ -699,7 +699,7 @@
           <w:sz w:val="19"/>
         </w:rPr>
         <w:tab/>
-        <w:t xml:space="preserve"/>
+        <w:t>May 2016 – Feb 2018</w:t>
       </w:r>
     </w:p>
     <w:p>
@@ -773,7 +773,7 @@
           <w:sz w:val="19"/>
         </w:rPr>
         <w:tab/>
-        <w:t xml:space="preserve"/>
+        <w:t>Oct 2014 – May 2016</w:t>
       </w:r>
     </w:p>
     <w:p>
@@ -854,7 +854,7 @@
           <w:color w:val="555B65"/>
           <w:sz w:val="18"/>
         </w:rPr>
-        <w:t xml:space="preserve">Joined through Randstad as Senior iOS Developer; later moved into a direct role.</w:t>
+        <w:t>Joined through Randstad as Senior iOS Developer, Oct 2014–Feb 2015; direct role, Feb 2015–May 2016.</w:t>
       </w:r>
     </w:p>
     <w:p>
@@ -874,7 +874,7 @@
           <w:sz w:val="19"/>
         </w:rPr>
         <w:tab/>
-        <w:t xml:space="preserve"/>
+        <w:t>Feb 2012 – Oct 2014</w:t>
       </w:r>
     </w:p>
     <w:p>
@@ -961,7 +961,7 @@
           <w:sz w:val="19"/>
         </w:rPr>
         <w:tab/>
-        <w:t xml:space="preserve"/>
+        <w:t>Mar 2011 – Oct 2014</w:t>
       </w:r>
     </w:p>
     <w:p>
@@ -1009,29 +1009,6 @@
     </w:p>
     <w:p>
       <w:pPr>
-        <w:spacing w:before="140" w:after="40"/>
-      </w:pPr>
-      <w:r>
-        <w:rPr>
-          <w:b/>
-          <w:sz w:val="22"/>
-        </w:rPr>
-        <w:t>Other Architecture Engagements</w:t>
-      </w:r>
-    </w:p>
-    <w:p>
-      <w:pPr>
-        <w:spacing w:after="40"/>
-      </w:pPr>
-      <w:r>
-        <w:rPr>
-          <w:sz w:val="19"/>
-        </w:rPr>
-        <w:t xml:space="preserve">Insight Global, Demand Foresight and 3t Systems — SharePoint architecture, business intelligence, manufacturing systems and developer mentoring.</w:t>
-      </w:r>
-    </w:p>
-    <w:p>
-      <w:pPr>
         <w:pStyle w:val="Heading2"/>
         <w:tabs>
           <w:tab w:val="right" w:pos="10368"/>
@@ -1039,10 +1016,7 @@
         <w:spacing w:before="160"/>
       </w:pPr>
       <w:r>
-        <w:rPr>
-          <w:sz w:val="22"/>
-        </w:rPr>
-        <w:t>Microsoft</w:t>
+        <w:t xml:space="preserve">Insight Global</w:t>
       </w:r>
       <w:r>
         <w:rPr>
@@ -1051,100 +1025,20 @@
           <w:sz w:val="19"/>
         </w:rPr>
         <w:tab/>
-        <w:t xml:space="preserve"/>
+        <w:t>Dec 2010 – Mar 2011</w:t>
       </w:r>
     </w:p>
     <w:p>
       <w:pPr>
-        <w:spacing w:after="40"/>
+        <w:keepNext/>
+        <w:spacing w:after="80"/>
       </w:pPr>
       <w:r>
         <w:rPr>
+          <w:color w:val="555B65"/>
           <w:sz w:val="20"/>
         </w:rPr>
-        <w:t>Premier Field Engineer / Application Developer Consultant. Supported U.S. Air Force SharePoint systems and .NET development for the Missile Defense Agency, DSCA and Joint Warfare Analysis Center.</w:t>
-      </w:r>
-    </w:p>
-    <w:p>
-      <w:pPr>
-        <w:pStyle w:val="Heading2"/>
-        <w:tabs>
-          <w:tab w:val="right" w:pos="10368"/>
-        </w:tabs>
-        <w:spacing w:before="160"/>
-      </w:pPr>
-      <w:r>
-        <w:rPr>
-          <w:sz w:val="22"/>
-        </w:rPr>
-        <w:t>ITT</w:t>
-      </w:r>
-      <w:r>
-        <w:rPr>
-          <w:b w:val="0"/>
-          <w:color w:val="555B65"/>
-          <w:sz w:val="19"/>
-        </w:rPr>
-        <w:tab/>
-        <w:t xml:space="preserve"/>
-      </w:r>
-    </w:p>
-    <w:p>
-      <w:pPr>
-        <w:spacing w:after="40"/>
-      </w:pPr>
-      <w:r>
-        <w:rPr>
-          <w:sz w:val="20"/>
-        </w:rPr>
-        <w:t>Programmer / Database Subject Matter Expert. Architected a U.S. Army logistics web application used in Iraq, Kuwait, Afghanistan and Qatar.</w:t>
-      </w:r>
-    </w:p>
-    <w:p>
-      <w:pPr>
-        <w:pStyle w:val="Heading2"/>
-        <w:tabs>
-          <w:tab w:val="right" w:pos="10368"/>
-        </w:tabs>
-        <w:spacing w:before="160"/>
-      </w:pPr>
-      <w:r>
-        <w:rPr>
-          <w:sz w:val="22"/>
-        </w:rPr>
-        <w:t>United States Marine Corps</w:t>
-      </w:r>
-      <w:r>
-        <w:rPr>
-          <w:b w:val="0"/>
-          <w:color w:val="555B65"/>
-          <w:sz w:val="19"/>
-        </w:rPr>
-        <w:tab/>
-        <w:t xml:space="preserve"/>
-      </w:r>
-    </w:p>
-    <w:p>
-      <w:pPr>
-        <w:spacing w:after="40"/>
-      </w:pPr>
-      <w:r>
-        <w:rPr>
-          <w:sz w:val="20"/>
-        </w:rPr>
-        <w:t>Sergeant E-5 / Developer / Network and Security Administrator. Built mission-essential applications and served as chief firewall administrator in Al Asad, Iraq.</w:t>
-      </w:r>
-    </w:p>
-    <w:p>
-      <w:pPr>
-        <w:spacing w:before="160" w:after="40"/>
-      </w:pPr>
-      <w:r>
-        <w:rPr>
-          <w:b/>
-          <w:sz w:val="22"/>
-        </w:rPr>
-        <w:t xml:space="preserve">Additional Financial and Platform Experience</w:t>
+        <w:t xml:space="preserve">SharePoint Architect  |  Denver, Colorado</w:t>
       </w:r>
     </w:p>
     <w:p>
@@ -1155,52 +1049,90 @@
         <w:rPr>
           <w:sz w:val="19"/>
         </w:rPr>
-        <w:t xml:space="preserve">RCM Capital Management — Developed enterprise applications and supported the full software development lifecycle.</w:t>
+        <w:t xml:space="preserve">Performed a SharePoint migration for Save the Children through BlueModus, assisted Bacardi USA with OLAP optimization and SharePoint issues, and helped create a web application for AON.</w:t>
       </w:r>
     </w:p>
     <w:p>
       <w:pPr>
-        <w:spacing w:after="40"/>
-      </w:pPr>
+        <w:pStyle w:val="Heading1"/>
+        <w:pBdr>
+          <w:bottom w:val="single" w:sz="4" w:space="4" w:color="D9D9D9"/>
+        </w:pBdr>
+      </w:pPr>
+      <w:r>
+        <w:t xml:space="preserve">Earlier Experience</w:t>
+      </w:r>
+    </w:p>
+    <w:p>
+      <w:pPr>
+        <w:spacing w:after="100"/>
+      </w:pPr>
+      <w:r>
+        <w:rPr>
+          <w:sz w:val="19"/>
+          <w:b/>
+        </w:rPr>
+        <w:t xml:space="preserve">Defense and Public Sector: </w:t>
+      </w:r>
       <w:r>
         <w:rPr>
           <w:sz w:val="19"/>
         </w:rPr>
-        <w:t xml:space="preserve">Sumitomo Bank of California — Built an Exchange groupware application with database access, serial routing and multilevel approvals.</w:t>
+        <w:t xml:space="preserve">Microsoft: Supported U.S. Air Force SharePoint systems and .NET development for the Missile Defense Agency, DSCA and Joint Warfare Analysis Center. ITT: Architected a U.S. Army logistics web application used in Iraq, Kuwait, Afghanistan and Qatar. United States Marine Corps: Served as Sergeant E-5, developer and network/security administrator; built mission-essential applications and served as chief firewall administrator in Al Asad, Iraq.</w:t>
       </w:r>
     </w:p>
     <w:p>
       <w:pPr>
-        <w:spacing w:after="40"/>
-      </w:pPr>
+        <w:spacing w:after="100"/>
+      </w:pPr>
+      <w:r>
+        <w:rPr>
+          <w:sz w:val="19"/>
+          <w:b/>
+        </w:rPr>
+        <w:t xml:space="preserve">Commerce and Business Systems: </w:t>
+      </w:r>
       <w:r>
         <w:rPr>
           <w:sz w:val="19"/>
         </w:rPr>
-        <w:t xml:space="preserve">Charles Schwab — Developed brokerage reporting and internal audit applications covering schedules, risk and business processes.</w:t>
+        <w:t xml:space="preserve">WageWorks: Architected employer-facing e-commerce and SaaS applications, established coding standards and mentored developers. Demand Foresight: Led architecture and development of a business intelligence and forecasting application for retail supply chains. 3t Systems: Built a management information system for industrial aluminum manufacturing and mentored ASP.NET and SharePoint developers.</w:t>
       </w:r>
     </w:p>
     <w:p>
       <w:pPr>
-        <w:spacing w:after="40"/>
-      </w:pPr>
+        <w:spacing w:after="100"/>
+      </w:pPr>
+      <w:r>
+        <w:rPr>
+          <w:sz w:val="19"/>
+          <w:b/>
+        </w:rPr>
+        <w:t xml:space="preserve">Financial Services: </w:t>
+      </w:r>
       <w:r>
         <w:rPr>
           <w:sz w:val="19"/>
         </w:rPr>
-        <w:t xml:space="preserve">WageWorks — Architected employer-facing e-commerce and SaaS applications; established coding standards and mentored developers.</w:t>
+        <w:t xml:space="preserve">RCM Capital Management: Developed enterprise applications across the software development lifecycle. Sumitomo Bank of California: Built an Exchange groupware application with database access, serial routing and multilevel approvals. Earlier Charles Schwab roles: Developed brokerage reporting and internal audit applications covering schedules, risk and business processes.</w:t>
       </w:r>
     </w:p>
     <w:p>
       <w:pPr>
-        <w:spacing w:after="40"/>
+        <w:spacing w:after="100"/>
       </w:pPr>
       <w:r>
         <w:rPr>
-          <w:color w:val="555B65"/>
+          <w:sz w:val="19"/>
+          <w:b/>
+        </w:rPr>
+        <w:t xml:space="preserve">Additional Consulting: </w:t>
+      </w:r>
+      <w:r>
+        <w:rPr>
           <w:sz w:val="19"/>
         </w:rPr>
-        <w:t xml:space="preserve">Other Experience: Oracle and Lante.</w:t>
+        <w:t xml:space="preserve">Other consulting experience includes Oracle and Lante.</w:t>
       </w:r>
     </w:p>
     <w:p>
